--- a/assets/Hari_Sreedeth_Resume_2026.docx
+++ b/assets/Hari_Sreedeth_Resume_2026.docx
@@ -24,13 +24,7 @@
         <w:rPr>
           <w:sz w:val="18"/>
         </w:rPr>
-        <w:t xml:space="preserve">Applied Data Scientist | </w:t>
-      </w:r>
-      <w:r>
-        <w:rPr>
-          <w:sz w:val="18"/>
-        </w:rPr>
-        <w:t>Research Engineering |</w:t>
+        <w:t>Applied Data Scientist | Research Engineering |</w:t>
       </w:r>
       <w:r>
         <w:rPr>
@@ -269,7 +263,13 @@
       </w:r>
       <w:proofErr w:type="spellEnd"/>
       <w:r>
-        <w:t>), cloud platforms (GCP/AWS)</w:t>
+        <w:t>),</w:t>
+      </w:r>
+      <w:r>
+        <w:t xml:space="preserve"> Databricks,</w:t>
+      </w:r>
+      <w:r>
+        <w:t xml:space="preserve"> cloud platforms (GCP/AWS)</w:t>
       </w:r>
     </w:p>
     <w:p>
@@ -622,10 +622,7 @@
         <w:t xml:space="preserve">): </w:t>
       </w:r>
       <w:r>
-        <w:t xml:space="preserve">Engineered </w:t>
-      </w:r>
-      <w:r>
-        <w:t>a scalable h</w:t>
+        <w:t>Engineered a scalable h</w:t>
       </w:r>
       <w:r>
         <w:t>igh-</w:t>
@@ -709,13 +706,7 @@
         <w:rPr>
           <w:rStyle w:val="Strong"/>
         </w:rPr>
-        <w:t xml:space="preserve">ICU Analytics </w:t>
-      </w:r>
-      <w:r>
-        <w:rPr>
-          <w:rStyle w:val="Strong"/>
-        </w:rPr>
-        <w:t>and P</w:t>
+        <w:t>ICU Analytics and P</w:t>
       </w:r>
       <w:r>
         <w:rPr>
@@ -1672,6 +1663,7 @@
   <w:style w:type="character" w:default="1" w:styleId="DefaultParagraphFont">
     <w:name w:val="Default Paragraph Font"/>
     <w:uiPriority w:val="1"/>
+    <w:semiHidden/>
     <w:unhideWhenUsed/>
   </w:style>
   <w:style w:type="table" w:default="1" w:styleId="TableNormal">
